--- a/开发平台/codex/项目/人员简历筛选和重组/output/风险管理批量/13-模型管理/国开行人员团队简历-魏俊杰.docx
+++ b/开发平台/codex/项目/人员简历筛选和重组/output/风险管理批量/13-模型管理/国开行人员团队简历-魏俊杰.docx
@@ -133,11 +133,9 @@
           <ns0:p>
             <ns0:r>
               <ns0:rPr>
-                <ns0:rFonts ns0:ascii="仿宋" ns0:hAnsi="仿宋" ns0:eastAsia="仿宋" ns0:cs="仿宋"/>
-                <ns0:sz ns0:val="24"/>
-                <ns0:szCs ns0:val="24"/>
-              </ns0:rPr>
-              <ns0:t>1988-10-16</ns0:t>
+                <ns0:rFonts ns0:ascii="仿宋" ns0:hAnsi="仿宋"/>
+              </ns0:rPr>
+              <ns0:t>37</ns0:t>
             </ns0:r>
           </ns0:p>
         </ns0:tc>
@@ -513,21 +511,8 @@
             <ns0:gridSpan ns0:val="4"/>
             <ns0:vAlign ns0:val="center"/>
           </ns0:tcPr>
-          <ns0:p ns2:paraId="1E629E02" ns2:textId="77777777" ns0:rsidR="000010AB" ns0:rsidRDefault="000010AB" ns0:rsidP="00664128">
-            <ns0:pPr>
-              <ns0:jc ns0:val="center"/>
-              <ns0:rPr>
-                <ns0:rFonts ns0:ascii="仿宋" ns0:eastAsia="仿宋" ns0:hAnsi="仿宋" ns0:cs="仿宋" ns0:hint="eastAsia"/>
-                <ns0:caps/>
-                <ns0:szCs ns0:val="21"/>
-              </ns0:rPr>
-            </ns0:pPr>
-            <ns0:r>
-              <ns0:rPr>
-                <ns0:rFonts ns0:ascii="仿宋" ns0:eastAsia="仿宋" ns0:hAnsi="仿宋" ns0:cs="仿宋" ns0:hint="eastAsia"/>
-                <ns0:szCs ns0:val="24"/>
-                <ns0:sz ns0:val="24"/>
-              </ns0:rPr>
+          <ns0:p>
+            <ns0:r>
               <ns0:t>拟在本项目任职</ns0:t>
             </ns0:r>
           </ns0:p>
@@ -708,14 +693,10 @@
             <ns0:gridSpan ns0:val="2"/>
             <ns0:vAlign ns0:val="center"/>
           </ns0:tcPr>
-          <ns0:p ns2:paraId="44D3218A" ns2:textId="77777777" ns0:rsidR="000010AB" ns0:rsidRDefault="000010AB" ns0:rsidP="00664128">
-            <ns0:pPr>
-              <ns0:jc ns0:val="center"/>
-              <ns0:rPr>
-                <ns0:rFonts ns0:ascii="仿宋" ns0:eastAsia="仿宋" ns0:hAnsi="仿宋" ns0:cs="仿宋" ns0:hint="eastAsia"/>
-                <ns0:szCs ns0:val="21"/>
-              </ns0:rPr>
-            </ns0:pPr>
+          <ns0:p>
+            <ns0:r>
+              <ns0:t>中级</ns0:t>
+            </ns0:r>
           </ns0:p>
         </ns0:tc>
         <ns0:tc>
@@ -741,76 +722,6 @@
             <ns0:vAlign ns0:val="center"/>
           </ns0:tcPr>
           <ns0:p ns2:paraId="77D9DE25" ns2:textId="77777777" ns0:rsidR="000010AB" ns0:rsidRDefault="000010AB" ns0:rsidP="00664128">
-            <ns0:pPr>
-              <ns0:jc ns0:val="center"/>
-              <ns0:rPr>
-                <ns0:rFonts ns0:ascii="仿宋" ns0:eastAsia="仿宋" ns0:hAnsi="仿宋" ns0:cs="仿宋" ns0:hint="eastAsia"/>
-                <ns0:szCs ns0:val="21"/>
-              </ns0:rPr>
-            </ns0:pPr>
-          </ns0:p>
-        </ns0:tc>
-      </ns0:tr>
-      <ns0:tr ns0:rsidR="000010AB" ns2:paraId="0BE7332D" ns2:textId="77777777" ns0:rsidTr="00664128">
-        <ns0:trPr>
-          <ns0:trHeight ns0:val="20"/>
-          <ns0:jc ns0:val="center"/>
-        </ns0:trPr>
-        <ns0:tc>
-          <ns0:tcPr>
-            <ns0:tcW ns0:w="1043" ns0:type="pct"/>
-            <ns0:vAlign ns0:val="center"/>
-          </ns0:tcPr>
-          <ns0:p>
-            <ns0:r>
-              <ns0:rPr>
-                <ns0:rFonts ns0:ascii="仿宋" ns0:hAnsi="仿宋" ns0:eastAsia="仿宋" ns0:cs="仿宋"/>
-                <ns0:sz ns0:val="24"/>
-                <ns0:szCs ns0:val="24"/>
-              </ns0:rPr>
-              <ns0:t>Oracle</ns0:t>
-            </ns0:r>
-          </ns0:p>
-        </ns0:tc>
-        <ns0:tc>
-          <ns0:tcPr>
-            <ns0:tcW ns0:w="1186" ns0:type="pct"/>
-            <ns0:gridSpan ns0:val="2"/>
-            <ns0:vAlign ns0:val="center"/>
-          </ns0:tcPr>
-          <ns0:p ns2:paraId="2EC9C40D" ns2:textId="77777777" ns0:rsidR="000010AB" ns0:rsidRDefault="000010AB" ns0:rsidP="00664128">
-            <ns0:pPr>
-              <ns0:jc ns0:val="center"/>
-              <ns0:rPr>
-                <ns0:rFonts ns0:ascii="仿宋" ns0:eastAsia="仿宋" ns0:hAnsi="仿宋" ns0:cs="仿宋" ns0:hint="eastAsia"/>
-                <ns0:szCs ns0:val="21"/>
-              </ns0:rPr>
-            </ns0:pPr>
-          </ns0:p>
-        </ns0:tc>
-        <ns0:tc>
-          <ns0:tcPr>
-            <ns0:tcW ns0:w="1276" ns0:type="pct"/>
-            <ns0:gridSpan ns0:val="2"/>
-            <ns0:vAlign ns0:val="center"/>
-          </ns0:tcPr>
-          <ns0:p ns2:paraId="0D730117" ns2:textId="77777777" ns0:rsidR="000010AB" ns0:rsidRDefault="000010AB" ns0:rsidP="00664128">
-            <ns0:pPr>
-              <ns0:jc ns0:val="center"/>
-              <ns0:rPr>
-                <ns0:rFonts ns0:ascii="仿宋" ns0:eastAsia="仿宋" ns0:hAnsi="仿宋" ns0:cs="仿宋" ns0:hint="eastAsia"/>
-                <ns0:szCs ns0:val="21"/>
-              </ns0:rPr>
-            </ns0:pPr>
-          </ns0:p>
-        </ns0:tc>
-        <ns0:tc>
-          <ns0:tcPr>
-            <ns0:tcW ns0:w="1493" ns0:type="pct"/>
-            <ns0:gridSpan ns0:val="2"/>
-            <ns0:vAlign ns0:val="center"/>
-          </ns0:tcPr>
-          <ns0:p ns2:paraId="0FFD8515" ns2:textId="77777777" ns0:rsidR="000010AB" ns0:rsidRDefault="000010AB" ns0:rsidP="00664128">
             <ns0:pPr>
               <ns0:jc ns0:val="center"/>
               <ns0:rPr>
@@ -1910,6 +1821,8 @@
       </ns0:pPr>
     </ns0:p>
     <ns0:sectPr ns0:rsidR="003149F0">
+      <ns0:headerReference xmlns:r="http://schemas.openxmlformats.org/officeDocument/2006/relationships" ns0:type="default" r:id="rId6"/>
+      <ns0:footerReference xmlns:r="http://schemas.openxmlformats.org/officeDocument/2006/relationships" ns0:type="default" r:id="rId7"/>
       <ns0:pgSz ns0:w="11906" ns0:h="16838"/>
       <ns0:pgMar ns0:top="1440" ns0:right="1800" ns0:bottom="1440" ns0:left="1800" ns0:header="851" ns0:footer="992" ns0:gutter="0"/>
       <ns0:cols ns0:space="425"/>
@@ -1917,6 +1830,26 @@
     </ns0:sectPr>
   </ns0:body>
 </ns0:document>
+</file>
+
+<file path=word/footer1.xml><?xml version="1.0" encoding="utf-8"?>
+<w:ftr xmlns:m="http://schemas.openxmlformats.org/officeDocument/2006/math" xmlns:mc="http://schemas.openxmlformats.org/markup-compatibility/2006" xmlns:mo="http://schemas.microsoft.com/office/mac/office/2008/main" xmlns:mv="urn:schemas-microsoft-com:mac:vml" xmlns:o="urn:schemas-microsoft-com:office:office" xmlns:r="http://schemas.openxmlformats.org/officeDocument/2006/relationships" xmlns:v="urn:schemas-microsoft-com:vml" xmlns:w10="urn:schemas-microsoft-com:office:word" xmlns:w14="http://schemas.microsoft.com/office/word/2010/wordml" xmlns:w="http://schemas.openxmlformats.org/wordprocessingml/2006/main" xmlns:wne="http://schemas.microsoft.com/office/word/2006/wordml" xmlns:wp14="http://schemas.microsoft.com/office/word/2010/wordprocessingDrawing" xmlns:wp="http://schemas.openxmlformats.org/drawingml/2006/wordprocessingDrawing" xmlns:wpc="http://schemas.microsoft.com/office/word/2010/wordprocessingCanvas" xmlns:wpg="http://schemas.microsoft.com/office/word/2010/wordprocessingGroup" xmlns:wpi="http://schemas.microsoft.com/office/word/2010/wordprocessingInk" xmlns:wps="http://schemas.microsoft.com/office/word/2010/wordprocessingShape" mc:Ignorable="w14 wp14">
+  <w:p>
+    <w:pPr>
+      <w:pStyle w:val="Footer"/>
+    </w:pPr>
+  </w:p>
+</w:ftr>
+</file>
+
+<file path=word/header1.xml><?xml version="1.0" encoding="utf-8"?>
+<w:hdr xmlns:m="http://schemas.openxmlformats.org/officeDocument/2006/math" xmlns:mc="http://schemas.openxmlformats.org/markup-compatibility/2006" xmlns:mo="http://schemas.microsoft.com/office/mac/office/2008/main" xmlns:mv="urn:schemas-microsoft-com:mac:vml" xmlns:o="urn:schemas-microsoft-com:office:office" xmlns:r="http://schemas.openxmlformats.org/officeDocument/2006/relationships" xmlns:v="urn:schemas-microsoft-com:vml" xmlns:w10="urn:schemas-microsoft-com:office:word" xmlns:w14="http://schemas.microsoft.com/office/word/2010/wordml" xmlns:w="http://schemas.openxmlformats.org/wordprocessingml/2006/main" xmlns:wne="http://schemas.microsoft.com/office/word/2006/wordml" xmlns:wp14="http://schemas.microsoft.com/office/word/2010/wordprocessingDrawing" xmlns:wp="http://schemas.openxmlformats.org/drawingml/2006/wordprocessingDrawing" xmlns:wpc="http://schemas.microsoft.com/office/word/2010/wordprocessingCanvas" xmlns:wpg="http://schemas.microsoft.com/office/word/2010/wordprocessingGroup" xmlns:wpi="http://schemas.microsoft.com/office/word/2010/wordprocessingInk" xmlns:wps="http://schemas.microsoft.com/office/word/2010/wordprocessingShape" mc:Ignorable="w14 wp14">
+  <w:p>
+    <w:pPr>
+      <w:pStyle w:val="Header"/>
+    </w:pPr>
+  </w:p>
+</w:hdr>
 </file>
 
 <file path=word/styles.xml><?xml version="1.0" encoding="utf-8"?>

--- a/开发平台/codex/项目/人员简历筛选和重组/output/风险管理批量/13-模型管理/国开行人员团队简历-魏俊杰.docx
+++ b/开发平台/codex/项目/人员简历筛选和重组/output/风险管理批量/13-模型管理/国开行人员团队简历-魏俊杰.docx
@@ -874,13 +874,14 @@
             <ns0:vAlign ns0:val="center"/>
           </ns0:tcPr>
           <ns0:p>
-            <ns0:r>
-              <ns0:rPr>
-                <ns0:rFonts ns0:ascii="仿宋" ns0:hAnsi="仿宋" ns0:eastAsia="仿宋" ns0:cs="仿宋"/>
-                <ns0:sz ns0:val="24"/>
-                <ns0:szCs ns0:val="24"/>
-              </ns0:rPr>
-              <ns0:t>2022.08-至今</ns0:t>
+            <ns0:pPr>
+              <ns0:spacing ns0:before="0" ns0:after="0" ns0:line="240" ns0:lineRule="auto"/>
+            </ns0:pPr>
+            <ns0:r>
+              <ns0:rPr>
+                <ns0:rFonts ns0:ascii="仿宋" ns0:hAnsi="仿宋"/>
+              </ns0:rPr>
+              <ns0:t>2025.01-至今</ns0:t>
             </ns0:r>
           </ns0:p>
         </ns0:tc>
@@ -891,13 +892,14 @@
             <ns0:vAlign ns0:val="center"/>
           </ns0:tcPr>
           <ns0:p>
-            <ns0:r>
-              <ns0:rPr>
-                <ns0:rFonts ns0:ascii="仿宋" ns0:hAnsi="仿宋" ns0:eastAsia="仿宋" ns0:cs="仿宋"/>
-                <ns0:sz ns0:val="24"/>
-                <ns0:szCs ns0:val="24"/>
-              </ns0:rPr>
-              <ns0:t>招商银行分行数据云项目</ns0:t>
+            <ns0:pPr>
+              <ns0:spacing ns0:before="0" ns0:after="0" ns0:line="240" ns0:lineRule="auto"/>
+            </ns0:pPr>
+            <ns0:r>
+              <ns0:rPr>
+                <ns0:rFonts ns0:ascii="仿宋" ns0:hAnsi="仿宋"/>
+              </ns0:rPr>
+              <ns0:t>平安银行2025年非零开发零售开发人力外包</ns0:t>
             </ns0:r>
           </ns0:p>
         </ns0:tc>
@@ -908,13 +910,14 @@
             <ns0:vAlign ns0:val="center"/>
           </ns0:tcPr>
           <ns0:p>
-            <ns0:r>
-              <ns0:rPr>
-                <ns0:rFonts ns0:ascii="仿宋" ns0:hAnsi="仿宋" ns0:eastAsia="仿宋" ns0:cs="仿宋"/>
-                <ns0:sz ns0:val="24"/>
-                <ns0:szCs ns0:val="24"/>
-              </ns0:rPr>
-              <ns0:t>项目经理/实施工程师</ns0:t>
+            <ns0:pPr>
+              <ns0:spacing ns0:before="0" ns0:after="0" ns0:line="240" ns0:lineRule="auto"/>
+            </ns0:pPr>
+            <ns0:r>
+              <ns0:rPr>
+                <ns0:rFonts ns0:ascii="仿宋" ns0:hAnsi="仿宋"/>
+              </ns0:rPr>
+              <ns0:t>项目经理</ns0:t>
             </ns0:r>
           </ns0:p>
         </ns0:tc>
@@ -925,13 +928,14 @@
             <ns0:vAlign ns0:val="center"/>
           </ns0:tcPr>
           <ns0:p>
-            <ns0:r>
-              <ns0:rPr>
-                <ns0:rFonts ns0:ascii="仿宋" ns0:hAnsi="仿宋" ns0:eastAsia="仿宋" ns0:cs="仿宋"/>
-                <ns0:sz ns0:val="24"/>
-                <ns0:szCs ns0:val="24"/>
-              </ns0:rPr>
-              <ns0:t>担任项目经理统筹实施CDP集群迁移。圆方数据治理、培训规划</ns0:t>
+            <ns0:pPr>
+              <ns0:spacing ns0:before="0" ns0:after="0" ns0:line="240" ns0:lineRule="auto"/>
+            </ns0:pPr>
+            <ns0:r>
+              <ns0:rPr>
+                <ns0:rFonts ns0:ascii="仿宋" ns0:hAnsi="仿宋"/>
+              </ns0:rPr>
+              <ns0:t>1.负责平安银行2025年非零开发零售开发人力外包项目计划、里程碑推进和跨团队沟通协调;2.组织需求评审、开发排期、测试验收和上线发布，跟踪项目风险与问题闭环;3.沉淀周报、状态报告和交付资料，保障项目按节点推进。</ns0:t>
             </ns0:r>
           </ns0:p>
         </ns0:tc>
@@ -947,13 +951,14 @@
             <ns0:vAlign ns0:val="center"/>
           </ns0:tcPr>
           <ns0:p>
-            <ns0:r>
-              <ns0:rPr>
-                <ns0:rFonts ns0:ascii="仿宋" ns0:hAnsi="仿宋" ns0:eastAsia="仿宋" ns0:cs="仿宋"/>
-                <ns0:sz ns0:val="24"/>
-                <ns0:szCs ns0:val="24"/>
-              </ns0:rPr>
-              <ns0:t>2020.10-2021.07</ns0:t>
+            <ns0:pPr>
+              <ns0:spacing ns0:before="0" ns0:after="0" ns0:line="240" ns0:lineRule="auto"/>
+            </ns0:pPr>
+            <ns0:r>
+              <ns0:rPr>
+                <ns0:rFonts ns0:ascii="仿宋" ns0:hAnsi="仿宋"/>
+              </ns0:rPr>
+              <ns0:t>2024.06-2024.12</ns0:t>
             </ns0:r>
           </ns0:p>
         </ns0:tc>
@@ -964,13 +969,14 @@
             <ns0:vAlign ns0:val="center"/>
           </ns0:tcPr>
           <ns0:p>
-            <ns0:r>
-              <ns0:rPr>
-                <ns0:rFonts ns0:ascii="仿宋" ns0:hAnsi="仿宋" ns0:eastAsia="仿宋" ns0:cs="仿宋"/>
-                <ns0:sz ns0:val="24"/>
-                <ns0:szCs ns0:val="24"/>
-              </ns0:rPr>
-              <ns0:t>招商银行主机上云数据模型改造项目</ns0:t>
+            <ns0:pPr>
+              <ns0:spacing ns0:before="0" ns0:after="0" ns0:line="240" ns0:lineRule="auto"/>
+            </ns0:pPr>
+            <ns0:r>
+              <ns0:rPr>
+                <ns0:rFonts ns0:ascii="仿宋" ns0:hAnsi="仿宋"/>
+              </ns0:rPr>
+              <ns0:t>山西农商智能风险管控平台建设项目</ns0:t>
             </ns0:r>
           </ns0:p>
         </ns0:tc>
@@ -981,13 +987,14 @@
             <ns0:vAlign ns0:val="center"/>
           </ns0:tcPr>
           <ns0:p>
-            <ns0:r>
-              <ns0:rPr>
-                <ns0:rFonts ns0:ascii="仿宋" ns0:hAnsi="仿宋" ns0:eastAsia="仿宋" ns0:cs="仿宋"/>
-                <ns0:sz ns0:val="24"/>
-                <ns0:szCs ns0:val="24"/>
-              </ns0:rPr>
-              <ns0:t>项目经理/实施工程师</ns0:t>
+            <ns0:pPr>
+              <ns0:spacing ns0:before="0" ns0:after="0" ns0:line="240" ns0:lineRule="auto"/>
+            </ns0:pPr>
+            <ns0:r>
+              <ns0:rPr>
+                <ns0:rFonts ns0:ascii="仿宋" ns0:hAnsi="仿宋"/>
+              </ns0:rPr>
+              <ns0:t>项目经理</ns0:t>
             </ns0:r>
           </ns0:p>
         </ns0:tc>
@@ -998,13 +1005,14 @@
             <ns0:vAlign ns0:val="center"/>
           </ns0:tcPr>
           <ns0:p>
-            <ns0:r>
-              <ns0:rPr>
-                <ns0:rFonts ns0:ascii="仿宋" ns0:hAnsi="仿宋" ns0:eastAsia="仿宋" ns0:cs="仿宋"/>
-                <ns0:sz ns0:val="24"/>
-                <ns0:szCs ns0:val="24"/>
-              </ns0:rPr>
-              <ns0:t>1、项目管理。2、TD迁移到高斯：脚本转换、脚本验证及数据核对、投产及试运行</ns0:t>
+            <ns0:pPr>
+              <ns0:spacing ns0:before="0" ns0:after="0" ns0:line="240" ns0:lineRule="auto"/>
+            </ns0:pPr>
+            <ns0:r>
+              <ns0:rPr>
+                <ns0:rFonts ns0:ascii="仿宋" ns0:hAnsi="仿宋"/>
+              </ns0:rPr>
+              <ns0:t>1.负责山西农商智能风险管控平台建设项目项目计划、里程碑推进和跨团队沟通协调;2.组织需求评审、开发排期、测试验收和上线发布，跟踪项目风险与问题闭环;3.沉淀周报、状态报告和交付资料，保障项目按节点推进。</ns0:t>
             </ns0:r>
           </ns0:p>
         </ns0:tc>
@@ -1020,13 +1028,14 @@
             <ns0:vAlign ns0:val="center"/>
           </ns0:tcPr>
           <ns0:p>
-            <ns0:r>
-              <ns0:rPr>
-                <ns0:rFonts ns0:ascii="仿宋" ns0:hAnsi="仿宋" ns0:eastAsia="仿宋" ns0:cs="仿宋"/>
-                <ns0:sz ns0:val="24"/>
-                <ns0:szCs ns0:val="24"/>
-              </ns0:rPr>
-              <ns0:t>2020.08-2020.10</ns0:t>
+            <ns0:pPr>
+              <ns0:spacing ns0:before="0" ns0:after="0" ns0:line="240" ns0:lineRule="auto"/>
+            </ns0:pPr>
+            <ns0:r>
+              <ns0:rPr>
+                <ns0:rFonts ns0:ascii="仿宋" ns0:hAnsi="仿宋"/>
+              </ns0:rPr>
+              <ns0:t>2023.11-2024.05</ns0:t>
             </ns0:r>
           </ns0:p>
         </ns0:tc>
@@ -1037,13 +1046,14 @@
             <ns0:vAlign ns0:val="center"/>
           </ns0:tcPr>
           <ns0:p>
-            <ns0:r>
-              <ns0:rPr>
-                <ns0:rFonts ns0:ascii="仿宋" ns0:hAnsi="仿宋" ns0:eastAsia="仿宋" ns0:cs="仿宋"/>
-                <ns0:sz ns0:val="24"/>
-                <ns0:szCs ns0:val="24"/>
-              </ns0:rPr>
-              <ns0:t>平安银行星云物联网数据中台项目</ns0:t>
+            <ns0:pPr>
+              <ns0:spacing ns0:before="0" ns0:after="0" ns0:line="240" ns0:lineRule="auto"/>
+            </ns0:pPr>
+            <ns0:r>
+              <ns0:rPr>
+                <ns0:rFonts ns0:ascii="仿宋" ns0:hAnsi="仿宋"/>
+              </ns0:rPr>
+              <ns0:t>平安银行产品风险及表外监测项目</ns0:t>
             </ns0:r>
           </ns0:p>
         </ns0:tc>
@@ -1054,13 +1064,14 @@
             <ns0:vAlign ns0:val="center"/>
           </ns0:tcPr>
           <ns0:p>
-            <ns0:r>
-              <ns0:rPr>
-                <ns0:rFonts ns0:ascii="仿宋" ns0:hAnsi="仿宋" ns0:eastAsia="仿宋" ns0:cs="仿宋"/>
-                <ns0:sz ns0:val="24"/>
-                <ns0:szCs ns0:val="24"/>
-              </ns0:rPr>
-              <ns0:t>咨询工程师</ns0:t>
+            <ns0:pPr>
+              <ns0:spacing ns0:before="0" ns0:after="0" ns0:line="240" ns0:lineRule="auto"/>
+            </ns0:pPr>
+            <ns0:r>
+              <ns0:rPr>
+                <ns0:rFonts ns0:ascii="仿宋" ns0:hAnsi="仿宋"/>
+              </ns0:rPr>
+              <ns0:t>项目经理</ns0:t>
             </ns0:r>
           </ns0:p>
         </ns0:tc>
@@ -1071,13 +1082,14 @@
             <ns0:vAlign ns0:val="center"/>
           </ns0:tcPr>
           <ns0:p>
-            <ns0:r>
-              <ns0:rPr>
-                <ns0:rFonts ns0:ascii="仿宋" ns0:hAnsi="仿宋" ns0:eastAsia="仿宋" ns0:cs="仿宋"/>
-                <ns0:sz ns0:val="24"/>
-                <ns0:szCs ns0:val="24"/>
-              </ns0:rPr>
-              <ns0:t>规划项目数据逻辑架构，整理项目设计规范文档和数据处理流程文档</ns0:t>
+            <ns0:pPr>
+              <ns0:spacing ns0:before="0" ns0:after="0" ns0:line="240" ns0:lineRule="auto"/>
+            </ns0:pPr>
+            <ns0:r>
+              <ns0:rPr>
+                <ns0:rFonts ns0:ascii="仿宋" ns0:hAnsi="仿宋"/>
+              </ns0:rPr>
+              <ns0:t>1.负责平安银行产品风险及表外监测项目项目计划、里程碑推进和跨团队沟通协调;2.组织需求评审、开发排期、测试验收和上线发布，跟踪项目风险与问题闭环;3.沉淀周报、状态报告和交付资料，保障项目按节点推进。</ns0:t>
             </ns0:r>
           </ns0:p>
         </ns0:tc>
@@ -1093,13 +1105,14 @@
             <ns0:vAlign ns0:val="center"/>
           </ns0:tcPr>
           <ns0:p>
-            <ns0:r>
-              <ns0:rPr>
-                <ns0:rFonts ns0:ascii="仿宋" ns0:hAnsi="仿宋" ns0:eastAsia="仿宋" ns0:cs="仿宋"/>
-                <ns0:sz ns0:val="24"/>
-                <ns0:szCs ns0:val="24"/>
-              </ns0:rPr>
-              <ns0:t>2019.04-2020.08</ns0:t>
+            <ns0:pPr>
+              <ns0:spacing ns0:before="0" ns0:after="0" ns0:line="240" ns0:lineRule="auto"/>
+            </ns0:pPr>
+            <ns0:r>
+              <ns0:rPr>
+                <ns0:rFonts ns0:ascii="仿宋" ns0:hAnsi="仿宋"/>
+              </ns0:rPr>
+              <ns0:t>2021.08-2023.10</ns0:t>
             </ns0:r>
           </ns0:p>
         </ns0:tc>
@@ -1110,13 +1123,14 @@
             <ns0:vAlign ns0:val="center"/>
           </ns0:tcPr>
           <ns0:p>
-            <ns0:r>
-              <ns0:rPr>
-                <ns0:rFonts ns0:ascii="仿宋" ns0:hAnsi="仿宋" ns0:eastAsia="仿宋" ns0:cs="仿宋"/>
-                <ns0:sz ns0:val="24"/>
-                <ns0:szCs ns0:val="24"/>
-              </ns0:rPr>
-              <ns0:t>平安银行同业经营分析报表项目</ns0:t>
+            <ns0:pPr>
+              <ns0:spacing ns0:before="0" ns0:after="0" ns0:line="240" ns0:lineRule="auto"/>
+            </ns0:pPr>
+            <ns0:r>
+              <ns0:rPr>
+                <ns0:rFonts ns0:ascii="仿宋" ns0:hAnsi="仿宋"/>
+              </ns0:rPr>
+              <ns0:t>平安银行智慧合规及零售开发支持项目</ns0:t>
             </ns0:r>
           </ns0:p>
         </ns0:tc>
@@ -1127,11 +1141,12 @@
             <ns0:vAlign ns0:val="center"/>
           </ns0:tcPr>
           <ns0:p>
-            <ns0:r>
-              <ns0:rPr>
-                <ns0:rFonts ns0:ascii="仿宋" ns0:hAnsi="仿宋" ns0:eastAsia="仿宋" ns0:cs="仿宋"/>
-                <ns0:sz ns0:val="24"/>
-                <ns0:szCs ns0:val="24"/>
+            <ns0:pPr>
+              <ns0:spacing ns0:before="0" ns0:after="0" ns0:line="240" ns0:lineRule="auto"/>
+            </ns0:pPr>
+            <ns0:r>
+              <ns0:rPr>
+                <ns0:rFonts ns0:ascii="仿宋" ns0:hAnsi="仿宋"/>
               </ns0:rPr>
               <ns0:t>项目经理</ns0:t>
             </ns0:r>
@@ -1144,13 +1159,14 @@
             <ns0:vAlign ns0:val="center"/>
           </ns0:tcPr>
           <ns0:p>
-            <ns0:r>
-              <ns0:rPr>
-                <ns0:rFonts ns0:ascii="仿宋" ns0:hAnsi="仿宋" ns0:eastAsia="仿宋" ns0:cs="仿宋"/>
-                <ns0:sz ns0:val="24"/>
-                <ns0:szCs ns0:val="24"/>
-              </ns0:rPr>
-              <ns0:t>担任项目经理负责统筹负责编制项目实施计划，协调资源并按计划推进项目实施工作。参与整体实施方案的设计和落地。3、相关数据指标规划、模型建立。4、报表映射Mapping设计、Hive过程开发</ns0:t>
+            <ns0:pPr>
+              <ns0:spacing ns0:before="0" ns0:after="0" ns0:line="240" ns0:lineRule="auto"/>
+            </ns0:pPr>
+            <ns0:r>
+              <ns0:rPr>
+                <ns0:rFonts ns0:ascii="仿宋" ns0:hAnsi="仿宋"/>
+              </ns0:rPr>
+              <ns0:t>1.负责平安银行智慧合规及零售开发支持项目项目计划、里程碑推进和跨团队沟通协调;2.组织需求评审、开发排期、测试验收和上线发布，跟踪项目风险与问题闭环;3.沉淀周报、状态报告和交付资料，保障项目按节点推进。</ns0:t>
             </ns0:r>
           </ns0:p>
         </ns0:tc>
@@ -1166,13 +1182,14 @@
             <ns0:vAlign ns0:val="center"/>
           </ns0:tcPr>
           <ns0:p>
-            <ns0:r>
-              <ns0:rPr>
-                <ns0:rFonts ns0:ascii="仿宋" ns0:hAnsi="仿宋" ns0:eastAsia="仿宋" ns0:cs="仿宋"/>
-                <ns0:sz ns0:val="24"/>
-                <ns0:szCs ns0:val="24"/>
-              </ns0:rPr>
-              <ns0:t>2018.12-2019.03</ns0:t>
+            <ns0:pPr>
+              <ns0:spacing ns0:before="0" ns0:after="0" ns0:line="240" ns0:lineRule="auto"/>
+            </ns0:pPr>
+            <ns0:r>
+              <ns0:rPr>
+                <ns0:rFonts ns0:ascii="仿宋" ns0:hAnsi="仿宋"/>
+              </ns0:rPr>
+              <ns0:t>2020.01-2021.07</ns0:t>
             </ns0:r>
           </ns0:p>
         </ns0:tc>
@@ -1183,13 +1200,14 @@
             <ns0:vAlign ns0:val="center"/>
           </ns0:tcPr>
           <ns0:p>
-            <ns0:r>
-              <ns0:rPr>
-                <ns0:rFonts ns0:ascii="仿宋" ns0:hAnsi="仿宋" ns0:eastAsia="仿宋" ns0:cs="仿宋"/>
-                <ns0:sz ns0:val="24"/>
-                <ns0:szCs ns0:val="24"/>
-              </ns0:rPr>
-              <ns0:t>平安银行自助分析报表项目</ns0:t>
+            <ns0:pPr>
+              <ns0:spacing ns0:before="0" ns0:after="0" ns0:line="240" ns0:lineRule="auto"/>
+            </ns0:pPr>
+            <ns0:r>
+              <ns0:rPr>
+                <ns0:rFonts ns0:ascii="仿宋" ns0:hAnsi="仿宋"/>
+              </ns0:rPr>
+              <ns0:t>平安银行非零开发及零售开发支持项目</ns0:t>
             </ns0:r>
           </ns0:p>
         </ns0:tc>
@@ -1200,11 +1218,12 @@
             <ns0:vAlign ns0:val="center"/>
           </ns0:tcPr>
           <ns0:p>
-            <ns0:r>
-              <ns0:rPr>
-                <ns0:rFonts ns0:ascii="仿宋" ns0:hAnsi="仿宋" ns0:eastAsia="仿宋" ns0:cs="仿宋"/>
-                <ns0:sz ns0:val="24"/>
-                <ns0:szCs ns0:val="24"/>
+            <ns0:pPr>
+              <ns0:spacing ns0:before="0" ns0:after="0" ns0:line="240" ns0:lineRule="auto"/>
+            </ns0:pPr>
+            <ns0:r>
+              <ns0:rPr>
+                <ns0:rFonts ns0:ascii="仿宋" ns0:hAnsi="仿宋"/>
               </ns0:rPr>
               <ns0:t>项目经理</ns0:t>
             </ns0:r>
@@ -1217,13 +1236,14 @@
             <ns0:vAlign ns0:val="center"/>
           </ns0:tcPr>
           <ns0:p>
-            <ns0:r>
-              <ns0:rPr>
-                <ns0:rFonts ns0:ascii="仿宋" ns0:hAnsi="仿宋" ns0:eastAsia="仿宋" ns0:cs="仿宋"/>
-                <ns0:sz ns0:val="24"/>
-                <ns0:szCs ns0:val="24"/>
-              </ns0:rPr>
-              <ns0:t>担任项目经理负责统筹负责编制项目实施计划，协调资源并按计划推进项目实施工作。参与整体实施方案的设计和落地。经营分析考量报表Mapping映射分析、HIVE过程开发及数据验证。4、使用tableau制作经营分析看板</ns0:t>
+            <ns0:pPr>
+              <ns0:spacing ns0:before="0" ns0:after="0" ns0:line="240" ns0:lineRule="auto"/>
+            </ns0:pPr>
+            <ns0:r>
+              <ns0:rPr>
+                <ns0:rFonts ns0:ascii="仿宋" ns0:hAnsi="仿宋"/>
+              </ns0:rPr>
+              <ns0:t>1.负责平安银行非零开发及零售开发支持项目项目计划、里程碑推进和跨团队沟通协调;2.组织需求评审、开发排期、测试验收和上线发布，跟踪项目风险与问题闭环;3.沉淀周报、状态报告和交付资料，保障项目按节点推进。</ns0:t>
             </ns0:r>
           </ns0:p>
         </ns0:tc>
@@ -1239,13 +1259,14 @@
             <ns0:vAlign ns0:val="center"/>
           </ns0:tcPr>
           <ns0:p>
-            <ns0:r>
-              <ns0:rPr>
-                <ns0:rFonts ns0:ascii="仿宋" ns0:hAnsi="仿宋" ns0:eastAsia="仿宋" ns0:cs="仿宋"/>
-                <ns0:sz ns0:val="24"/>
-                <ns0:szCs ns0:val="24"/>
-              </ns0:rPr>
-              <ns0:t>2018.10-2018.12</ns0:t>
+            <ns0:pPr>
+              <ns0:spacing ns0:before="0" ns0:after="0" ns0:line="240" ns0:lineRule="auto"/>
+            </ns0:pPr>
+            <ns0:r>
+              <ns0:rPr>
+                <ns0:rFonts ns0:ascii="仿宋" ns0:hAnsi="仿宋"/>
+              </ns0:rPr>
+              <ns0:t>2014.09-2014.10</ns0:t>
             </ns0:r>
           </ns0:p>
         </ns0:tc>
@@ -1256,13 +1277,14 @@
             <ns0:vAlign ns0:val="center"/>
           </ns0:tcPr>
           <ns0:p>
-            <ns0:r>
-              <ns0:rPr>
-                <ns0:rFonts ns0:ascii="仿宋" ns0:hAnsi="仿宋" ns0:eastAsia="仿宋" ns0:cs="仿宋"/>
-                <ns0:sz ns0:val="24"/>
-                <ns0:szCs ns0:val="24"/>
-              </ns0:rPr>
-              <ns0:t>平安银行历史数据查询项目</ns0:t>
+            <ns0:pPr>
+              <ns0:spacing ns0:before="0" ns0:after="0" ns0:line="240" ns0:lineRule="auto"/>
+            </ns0:pPr>
+            <ns0:r>
+              <ns0:rPr>
+                <ns0:rFonts ns0:ascii="仿宋" ns0:hAnsi="仿宋"/>
+              </ns0:rPr>
+              <ns0:t>九江银行ODS项目POC</ns0:t>
             </ns0:r>
           </ns0:p>
         </ns0:tc>
@@ -1273,13 +1295,14 @@
             <ns0:vAlign ns0:val="center"/>
           </ns0:tcPr>
           <ns0:p>
-            <ns0:r>
-              <ns0:rPr>
-                <ns0:rFonts ns0:ascii="仿宋" ns0:hAnsi="仿宋" ns0:eastAsia="仿宋" ns0:cs="仿宋"/>
-                <ns0:sz ns0:val="24"/>
-                <ns0:szCs ns0:val="24"/>
-              </ns0:rPr>
-              <ns0:t>项目经理</ns0:t>
+            <ns0:pPr>
+              <ns0:spacing ns0:before="0" ns0:after="0" ns0:line="240" ns0:lineRule="auto"/>
+            </ns0:pPr>
+            <ns0:r>
+              <ns0:rPr>
+                <ns0:rFonts ns0:ascii="仿宋" ns0:hAnsi="仿宋"/>
+              </ns0:rPr>
+              <ns0:t>实施工程师</ns0:t>
             </ns0:r>
           </ns0:p>
         </ns0:tc>
@@ -1290,13 +1313,14 @@
             <ns0:vAlign ns0:val="center"/>
           </ns0:tcPr>
           <ns0:p>
-            <ns0:r>
-              <ns0:rPr>
-                <ns0:rFonts ns0:ascii="仿宋" ns0:hAnsi="仿宋" ns0:eastAsia="仿宋" ns0:cs="仿宋"/>
-                <ns0:sz ns0:val="24"/>
-                <ns0:szCs ns0:val="24"/>
-              </ns0:rPr>
-              <ns0:t>担任项目经理，负责小组组内工作安排和指导，以及与行方人员沟通协调。Rowkey、预分区和ETL过程的设计、开发和测试。3、编写HBase批量删除数据方案。4、各个接口历史明细数据追索</ns0:t>
+            <ns0:pPr>
+              <ns0:spacing ns0:before="0" ns0:after="0" ns0:line="240" ns0:lineRule="auto"/>
+            </ns0:pPr>
+            <ns0:r>
+              <ns0:rPr>
+                <ns0:rFonts ns0:ascii="仿宋" ns0:hAnsi="仿宋"/>
+              </ns0:rPr>
+              <ns0:t>独自负责搭建调度工具Control-M环境。2、ETL方案的设计、开发和测试。3、调度方案的设计、开发和测试</ns0:t>
             </ns0:r>
           </ns0:p>
         </ns0:tc>
@@ -1312,13 +1336,14 @@
             <ns0:vAlign ns0:val="center"/>
           </ns0:tcPr>
           <ns0:p>
-            <ns0:r>
-              <ns0:rPr>
-                <ns0:rFonts ns0:ascii="仿宋" ns0:hAnsi="仿宋" ns0:eastAsia="仿宋" ns0:cs="仿宋"/>
-                <ns0:sz ns0:val="24"/>
-                <ns0:szCs ns0:val="24"/>
-              </ns0:rPr>
-              <ns0:t>2017.11-2018.09</ns0:t>
+            <ns0:pPr>
+              <ns0:spacing ns0:before="0" ns0:after="0" ns0:line="240" ns0:lineRule="auto"/>
+            </ns0:pPr>
+            <ns0:r>
+              <ns0:rPr>
+                <ns0:rFonts ns0:ascii="仿宋" ns0:hAnsi="仿宋"/>
+              </ns0:rPr>
+              <ns0:t>2012.09-2013.12</ns0:t>
             </ns0:r>
           </ns0:p>
         </ns0:tc>
@@ -1329,13 +1354,14 @@
             <ns0:vAlign ns0:val="center"/>
           </ns0:tcPr>
           <ns0:p>
-            <ns0:r>
-              <ns0:rPr>
-                <ns0:rFonts ns0:ascii="仿宋" ns0:hAnsi="仿宋" ns0:eastAsia="仿宋" ns0:cs="仿宋"/>
-                <ns0:sz ns0:val="24"/>
-                <ns0:szCs ns0:val="24"/>
-              </ns0:rPr>
-              <ns0:t>平安银行大对公数据集市打通项目（Greeplum到华为大数据平台迁移）</ns0:t>
+            <ns0:pPr>
+              <ns0:spacing ns0:before="0" ns0:after="0" ns0:line="240" ns0:lineRule="auto"/>
+            </ns0:pPr>
+            <ns0:r>
+              <ns0:rPr>
+                <ns0:rFonts ns0:ascii="仿宋" ns0:hAnsi="仿宋"/>
+              </ns0:rPr>
+              <ns0:t>珠海华润银行ODS（一期）项目</ns0:t>
             </ns0:r>
           </ns0:p>
         </ns0:tc>
@@ -1346,13 +1372,14 @@
             <ns0:vAlign ns0:val="center"/>
           </ns0:tcPr>
           <ns0:p>
-            <ns0:r>
-              <ns0:rPr>
-                <ns0:rFonts ns0:ascii="仿宋" ns0:hAnsi="仿宋" ns0:eastAsia="仿宋" ns0:cs="仿宋"/>
-                <ns0:sz ns0:val="24"/>
-                <ns0:szCs ns0:val="24"/>
-              </ns0:rPr>
-              <ns0:t>小组组长、项目经理</ns0:t>
+            <ns0:pPr>
+              <ns0:spacing ns0:before="0" ns0:after="0" ns0:line="240" ns0:lineRule="auto"/>
+            </ns0:pPr>
+            <ns0:r>
+              <ns0:rPr>
+                <ns0:rFonts ns0:ascii="仿宋" ns0:hAnsi="仿宋"/>
+              </ns0:rPr>
+              <ns0:t>实施工程师</ns0:t>
             </ns0:r>
           </ns0:p>
         </ns0:tc>
@@ -1363,13 +1390,14 @@
             <ns0:vAlign ns0:val="center"/>
           </ns0:tcPr>
           <ns0:p>
-            <ns0:r>
-              <ns0:rPr>
-                <ns0:rFonts ns0:ascii="仿宋" ns0:hAnsi="仿宋" ns0:eastAsia="仿宋" ns0:cs="仿宋"/>
-                <ns0:sz ns0:val="24"/>
-                <ns0:szCs ns0:val="24"/>
-              </ns0:rPr>
-              <ns0:t>1、担任运营和小企业集市迁移小组组长，负责小组组内工作安排和指导，以及组外各集市接口的协调。2、负责和参与大对公数据集市迁移整体设计和开发规范以及公共方案（包括数据核对和调度方案）的制定和落地。3、参与LDM和对公集市迁移工作</ns0:t>
+            <ns0:pPr>
+              <ns0:spacing ns0:before="0" ns0:after="0" ns0:line="240" ns0:lineRule="auto"/>
+            </ns0:pPr>
+            <ns0:r>
+              <ns0:rPr>
+                <ns0:rFonts ns0:ascii="仿宋" ns0:hAnsi="仿宋"/>
+              </ns0:rPr>
+              <ns0:t>负责Informatica和Control-M环境搭建。Control-M调度方案的设计、开发和测试。3、ETL方案的设计、开发和测试</ns0:t>
             </ns0:r>
           </ns0:p>
         </ns0:tc>
@@ -1385,13 +1413,14 @@
             <ns0:vAlign ns0:val="center"/>
           </ns0:tcPr>
           <ns0:p>
-            <ns0:r>
-              <ns0:rPr>
-                <ns0:rFonts ns0:ascii="仿宋" ns0:hAnsi="仿宋" ns0:eastAsia="仿宋" ns0:cs="仿宋"/>
-                <ns0:sz ns0:val="24"/>
-                <ns0:szCs ns0:val="24"/>
-              </ns0:rPr>
-              <ns0:t>2017.07-2017.10</ns0:t>
+            <ns0:pPr>
+              <ns0:spacing ns0:before="0" ns0:after="0" ns0:line="240" ns0:lineRule="auto"/>
+            </ns0:pPr>
+            <ns0:r>
+              <ns0:rPr>
+                <ns0:rFonts ns0:ascii="仿宋" ns0:hAnsi="仿宋"/>
+              </ns0:rPr>
+              <ns0:t>2012.07-2012.09</ns0:t>
             </ns0:r>
           </ns0:p>
         </ns0:tc>
@@ -1402,13 +1431,14 @@
             <ns0:vAlign ns0:val="center"/>
           </ns0:tcPr>
           <ns0:p>
-            <ns0:r>
-              <ns0:rPr>
-                <ns0:rFonts ns0:ascii="仿宋" ns0:hAnsi="仿宋" ns0:eastAsia="仿宋" ns0:cs="仿宋"/>
-                <ns0:sz ns0:val="24"/>
-                <ns0:szCs ns0:val="24"/>
-              </ns0:rPr>
-              <ns0:t>东莞农村商业银行企业级数据仓库平台</ns0:t>
+            <ns0:pPr>
+              <ns0:spacing ns0:before="0" ns0:after="0" ns0:line="240" ns0:lineRule="auto"/>
+            </ns0:pPr>
+            <ns0:r>
+              <ns0:rPr>
+                <ns0:rFonts ns0:ascii="仿宋" ns0:hAnsi="仿宋"/>
+              </ns0:rPr>
+              <ns0:t>广发银行企业级数据仓库基础平台</ns0:t>
             </ns0:r>
           </ns0:p>
         </ns0:tc>
@@ -1419,11 +1449,12 @@
             <ns0:vAlign ns0:val="center"/>
           </ns0:tcPr>
           <ns0:p>
-            <ns0:r>
-              <ns0:rPr>
-                <ns0:rFonts ns0:ascii="仿宋" ns0:hAnsi="仿宋" ns0:eastAsia="仿宋" ns0:cs="仿宋"/>
-                <ns0:sz ns0:val="24"/>
-                <ns0:szCs ns0:val="24"/>
+            <ns0:pPr>
+              <ns0:spacing ns0:before="0" ns0:after="0" ns0:line="240" ns0:lineRule="auto"/>
+            </ns0:pPr>
+            <ns0:r>
+              <ns0:rPr>
+                <ns0:rFonts ns0:ascii="仿宋" ns0:hAnsi="仿宋"/>
               </ns0:rPr>
               <ns0:t>实施工程师</ns0:t>
             </ns0:r>
@@ -1436,13 +1467,14 @@
             <ns0:vAlign ns0:val="center"/>
           </ns0:tcPr>
           <ns0:p>
-            <ns0:r>
-              <ns0:rPr>
-                <ns0:rFonts ns0:ascii="仿宋" ns0:hAnsi="仿宋" ns0:eastAsia="仿宋" ns0:cs="仿宋"/>
-                <ns0:sz ns0:val="24"/>
-                <ns0:szCs ns0:val="24"/>
-              </ns0:rPr>
-              <ns0:t>1、负责数据仓库项目公共汇总层的设计和开发</ns0:t>
+            <ns0:pPr>
+              <ns0:spacing ns0:before="0" ns0:after="0" ns0:line="240" ns0:lineRule="auto"/>
+            </ns0:pPr>
+            <ns0:r>
+              <ns0:rPr>
+                <ns0:rFonts ns0:ascii="仿宋" ns0:hAnsi="仿宋"/>
+              </ns0:rPr>
+              <ns0:t>负责源表初次入仓的数据初始化工作，包括初始化算法的实现、日常批量脚本的开发等</ns0:t>
             </ns0:r>
           </ns0:p>
         </ns0:tc>
@@ -1458,13 +1490,13 @@
             <ns0:vAlign ns0:val="center"/>
           </ns0:tcPr>
           <ns0:p>
-            <ns0:r>
-              <ns0:rPr>
-                <ns0:rFonts ns0:ascii="仿宋" ns0:hAnsi="仿宋" ns0:eastAsia="仿宋" ns0:cs="仿宋"/>
-                <ns0:sz ns0:val="24"/>
-                <ns0:szCs ns0:val="24"/>
-              </ns0:rPr>
-              <ns0:t>2016.03-2017.06</ns0:t>
+            <ns0:pPr>
+              <ns0:spacing ns0:before="0" ns0:after="0" ns0:line="240" ns0:lineRule="auto"/>
+            </ns0:pPr>
+            <ns0:r>
+              <ns0:rPr>
+                <ns0:rFonts ns0:ascii="仿宋" ns0:hAnsi="仿宋"/>
+              </ns0:rPr>
             </ns0:r>
           </ns0:p>
         </ns0:tc>
@@ -1475,13 +1507,13 @@
             <ns0:vAlign ns0:val="center"/>
           </ns0:tcPr>
           <ns0:p>
-            <ns0:r>
-              <ns0:rPr>
-                <ns0:rFonts ns0:ascii="仿宋" ns0:hAnsi="仿宋" ns0:eastAsia="仿宋" ns0:cs="仿宋"/>
-                <ns0:sz ns0:val="24"/>
-                <ns0:szCs ns0:val="24"/>
-              </ns0:rPr>
-              <ns0:t>珠海华润银行零售客户经理工作平台</ns0:t>
+            <ns0:pPr>
+              <ns0:spacing ns0:before="0" ns0:after="0" ns0:line="240" ns0:lineRule="auto"/>
+            </ns0:pPr>
+            <ns0:r>
+              <ns0:rPr>
+                <ns0:rFonts ns0:ascii="仿宋" ns0:hAnsi="仿宋"/>
+              </ns0:rPr>
             </ns0:r>
           </ns0:p>
         </ns0:tc>
@@ -1492,13 +1524,13 @@
             <ns0:vAlign ns0:val="center"/>
           </ns0:tcPr>
           <ns0:p>
-            <ns0:r>
-              <ns0:rPr>
-                <ns0:rFonts ns0:ascii="仿宋" ns0:hAnsi="仿宋" ns0:eastAsia="仿宋" ns0:cs="仿宋"/>
-                <ns0:sz ns0:val="24"/>
-                <ns0:szCs ns0:val="24"/>
-              </ns0:rPr>
-              <ns0:t>实施工程师</ns0:t>
+            <ns0:pPr>
+              <ns0:spacing ns0:before="0" ns0:after="0" ns0:line="240" ns0:lineRule="auto"/>
+            </ns0:pPr>
+            <ns0:r>
+              <ns0:rPr>
+                <ns0:rFonts ns0:ascii="仿宋" ns0:hAnsi="仿宋"/>
+              </ns0:rPr>
             </ns0:r>
           </ns0:p>
         </ns0:tc>
@@ -1509,13 +1541,13 @@
             <ns0:vAlign ns0:val="center"/>
           </ns0:tcPr>
           <ns0:p>
-            <ns0:r>
-              <ns0:rPr>
-                <ns0:rFonts ns0:ascii="仿宋" ns0:hAnsi="仿宋" ns0:eastAsia="仿宋" ns0:cs="仿宋"/>
-                <ns0:sz ns0:val="24"/>
-                <ns0:szCs ns0:val="24"/>
-              </ns0:rPr>
-              <ns0:t>1、参与日常版本开发上线（如新增基金和手机基金宝数据等）、日常调户、生产报错跟踪等事务</ns0:t>
+            <ns0:pPr>
+              <ns0:spacing ns0:before="0" ns0:after="0" ns0:line="240" ns0:lineRule="auto"/>
+            </ns0:pPr>
+            <ns0:r>
+              <ns0:rPr>
+                <ns0:rFonts ns0:ascii="仿宋" ns0:hAnsi="仿宋"/>
+              </ns0:rPr>
             </ns0:r>
           </ns0:p>
         </ns0:tc>
@@ -1531,13 +1563,13 @@
             <ns0:vAlign ns0:val="center"/>
           </ns0:tcPr>
           <ns0:p>
-            <ns0:r>
-              <ns0:rPr>
-                <ns0:rFonts ns0:ascii="仿宋" ns0:hAnsi="仿宋" ns0:eastAsia="仿宋" ns0:cs="仿宋"/>
-                <ns0:sz ns0:val="24"/>
-                <ns0:szCs ns0:val="24"/>
-              </ns0:rPr>
-              <ns0:t>2014.09-2014.10</ns0:t>
+            <ns0:pPr>
+              <ns0:spacing ns0:before="0" ns0:after="0" ns0:line="240" ns0:lineRule="auto"/>
+            </ns0:pPr>
+            <ns0:r>
+              <ns0:rPr>
+                <ns0:rFonts ns0:ascii="仿宋" ns0:hAnsi="仿宋"/>
+              </ns0:rPr>
             </ns0:r>
           </ns0:p>
         </ns0:tc>
@@ -1548,13 +1580,13 @@
             <ns0:vAlign ns0:val="center"/>
           </ns0:tcPr>
           <ns0:p>
-            <ns0:r>
-              <ns0:rPr>
-                <ns0:rFonts ns0:ascii="仿宋" ns0:hAnsi="仿宋" ns0:eastAsia="仿宋" ns0:cs="仿宋"/>
-                <ns0:sz ns0:val="24"/>
-                <ns0:szCs ns0:val="24"/>
-              </ns0:rPr>
-              <ns0:t>九江银行ODS项目POC</ns0:t>
+            <ns0:pPr>
+              <ns0:spacing ns0:before="0" ns0:after="0" ns0:line="240" ns0:lineRule="auto"/>
+            </ns0:pPr>
+            <ns0:r>
+              <ns0:rPr>
+                <ns0:rFonts ns0:ascii="仿宋" ns0:hAnsi="仿宋"/>
+              </ns0:rPr>
             </ns0:r>
           </ns0:p>
         </ns0:tc>
@@ -1565,13 +1597,13 @@
             <ns0:vAlign ns0:val="center"/>
           </ns0:tcPr>
           <ns0:p>
-            <ns0:r>
-              <ns0:rPr>
-                <ns0:rFonts ns0:ascii="仿宋" ns0:hAnsi="仿宋" ns0:eastAsia="仿宋" ns0:cs="仿宋"/>
-                <ns0:sz ns0:val="24"/>
-                <ns0:szCs ns0:val="24"/>
-              </ns0:rPr>
-              <ns0:t>实施工程师</ns0:t>
+            <ns0:pPr>
+              <ns0:spacing ns0:before="0" ns0:after="0" ns0:line="240" ns0:lineRule="auto"/>
+            </ns0:pPr>
+            <ns0:r>
+              <ns0:rPr>
+                <ns0:rFonts ns0:ascii="仿宋" ns0:hAnsi="仿宋"/>
+              </ns0:rPr>
             </ns0:r>
           </ns0:p>
         </ns0:tc>
@@ -1582,13 +1614,13 @@
             <ns0:vAlign ns0:val="center"/>
           </ns0:tcPr>
           <ns0:p>
-            <ns0:r>
-              <ns0:rPr>
-                <ns0:rFonts ns0:ascii="仿宋" ns0:hAnsi="仿宋" ns0:eastAsia="仿宋" ns0:cs="仿宋"/>
-                <ns0:sz ns0:val="24"/>
-                <ns0:szCs ns0:val="24"/>
-              </ns0:rPr>
-              <ns0:t>独自负责搭建调度工具Control-M环境。2、ETL方案的设计、开发和测试。3、调度方案的设计、开发和测试</ns0:t>
+            <ns0:pPr>
+              <ns0:spacing ns0:before="0" ns0:after="0" ns0:line="240" ns0:lineRule="auto"/>
+            </ns0:pPr>
+            <ns0:r>
+              <ns0:rPr>
+                <ns0:rFonts ns0:ascii="仿宋" ns0:hAnsi="仿宋"/>
+              </ns0:rPr>
             </ns0:r>
           </ns0:p>
         </ns0:tc>
@@ -1604,13 +1636,13 @@
             <ns0:vAlign ns0:val="center"/>
           </ns0:tcPr>
           <ns0:p>
-            <ns0:r>
-              <ns0:rPr>
-                <ns0:rFonts ns0:ascii="仿宋" ns0:hAnsi="仿宋" ns0:eastAsia="仿宋" ns0:cs="仿宋"/>
-                <ns0:sz ns0:val="24"/>
-                <ns0:szCs ns0:val="24"/>
-              </ns0:rPr>
-              <ns0:t>2014.01-2017.06</ns0:t>
+            <ns0:pPr>
+              <ns0:spacing ns0:before="0" ns0:after="0" ns0:line="240" ns0:lineRule="auto"/>
+            </ns0:pPr>
+            <ns0:r>
+              <ns0:rPr>
+                <ns0:rFonts ns0:ascii="仿宋" ns0:hAnsi="仿宋"/>
+              </ns0:rPr>
             </ns0:r>
           </ns0:p>
         </ns0:tc>
@@ -1621,13 +1653,13 @@
             <ns0:vAlign ns0:val="center"/>
           </ns0:tcPr>
           <ns0:p>
-            <ns0:r>
-              <ns0:rPr>
-                <ns0:rFonts ns0:ascii="仿宋" ns0:hAnsi="仿宋" ns0:eastAsia="仿宋" ns0:cs="仿宋"/>
-                <ns0:sz ns0:val="24"/>
-                <ns0:szCs ns0:val="24"/>
-              </ns0:rPr>
-              <ns0:t>珠海华润银行ODS应用推广项目</ns0:t>
+            <ns0:pPr>
+              <ns0:spacing ns0:before="0" ns0:after="0" ns0:line="240" ns0:lineRule="auto"/>
+            </ns0:pPr>
+            <ns0:r>
+              <ns0:rPr>
+                <ns0:rFonts ns0:ascii="仿宋" ns0:hAnsi="仿宋"/>
+              </ns0:rPr>
             </ns0:r>
           </ns0:p>
         </ns0:tc>
@@ -1638,13 +1670,13 @@
             <ns0:vAlign ns0:val="center"/>
           </ns0:tcPr>
           <ns0:p>
-            <ns0:r>
-              <ns0:rPr>
-                <ns0:rFonts ns0:ascii="仿宋" ns0:hAnsi="仿宋" ns0:eastAsia="仿宋" ns0:cs="仿宋"/>
-                <ns0:sz ns0:val="24"/>
-                <ns0:szCs ns0:val="24"/>
-              </ns0:rPr>
-              <ns0:t>小组组长、项目经理</ns0:t>
+            <ns0:pPr>
+              <ns0:spacing ns0:before="0" ns0:after="0" ns0:line="240" ns0:lineRule="auto"/>
+            </ns0:pPr>
+            <ns0:r>
+              <ns0:rPr>
+                <ns0:rFonts ns0:ascii="仿宋" ns0:hAnsi="仿宋"/>
+              </ns0:rPr>
             </ns0:r>
           </ns0:p>
         </ns0:tc>
@@ -1655,13 +1687,13 @@
             <ns0:vAlign ns0:val="center"/>
           </ns0:tcPr>
           <ns0:p>
-            <ns0:r>
-              <ns0:rPr>
-                <ns0:rFonts ns0:ascii="仿宋" ns0:hAnsi="仿宋" ns0:eastAsia="仿宋" ns0:cs="仿宋"/>
-                <ns0:sz ns0:val="24"/>
-                <ns0:szCs ns0:val="24"/>
-              </ns0:rPr>
-              <ns0:t>担任ETL小组组长，负责小组组内工作安排和指导。使用VBA工具开发程序实现ETL过程开发自动化。3、自2016年9月起担任项目经理，负责编制项目实施计划，协调资源并按计划推进项目实施工，负责数据模型设计和实施</ns0:t>
+            <ns0:pPr>
+              <ns0:spacing ns0:before="0" ns0:after="0" ns0:line="240" ns0:lineRule="auto"/>
+            </ns0:pPr>
+            <ns0:r>
+              <ns0:rPr>
+                <ns0:rFonts ns0:ascii="仿宋" ns0:hAnsi="仿宋"/>
+              </ns0:rPr>
             </ns0:r>
           </ns0:p>
         </ns0:tc>
@@ -1677,13 +1709,13 @@
             <ns0:vAlign ns0:val="center"/>
           </ns0:tcPr>
           <ns0:p>
-            <ns0:r>
-              <ns0:rPr>
-                <ns0:rFonts ns0:ascii="仿宋" ns0:hAnsi="仿宋" ns0:eastAsia="仿宋" ns0:cs="仿宋"/>
-                <ns0:sz ns0:val="24"/>
-                <ns0:szCs ns0:val="24"/>
-              </ns0:rPr>
-              <ns0:t>2012.09-2013.12</ns0:t>
+            <ns0:pPr>
+              <ns0:spacing ns0:before="0" ns0:after="0" ns0:line="240" ns0:lineRule="auto"/>
+            </ns0:pPr>
+            <ns0:r>
+              <ns0:rPr>
+                <ns0:rFonts ns0:ascii="仿宋" ns0:hAnsi="仿宋"/>
+              </ns0:rPr>
             </ns0:r>
           </ns0:p>
         </ns0:tc>
@@ -1694,13 +1726,13 @@
             <ns0:vAlign ns0:val="center"/>
           </ns0:tcPr>
           <ns0:p>
-            <ns0:r>
-              <ns0:rPr>
-                <ns0:rFonts ns0:ascii="仿宋" ns0:hAnsi="仿宋" ns0:eastAsia="仿宋" ns0:cs="仿宋"/>
-                <ns0:sz ns0:val="24"/>
-                <ns0:szCs ns0:val="24"/>
-              </ns0:rPr>
-              <ns0:t>珠海华润银行ODS（一期）项目</ns0:t>
+            <ns0:pPr>
+              <ns0:spacing ns0:before="0" ns0:after="0" ns0:line="240" ns0:lineRule="auto"/>
+            </ns0:pPr>
+            <ns0:r>
+              <ns0:rPr>
+                <ns0:rFonts ns0:ascii="仿宋" ns0:hAnsi="仿宋"/>
+              </ns0:rPr>
             </ns0:r>
           </ns0:p>
         </ns0:tc>
@@ -1711,13 +1743,13 @@
             <ns0:vAlign ns0:val="center"/>
           </ns0:tcPr>
           <ns0:p>
-            <ns0:r>
-              <ns0:rPr>
-                <ns0:rFonts ns0:ascii="仿宋" ns0:hAnsi="仿宋" ns0:eastAsia="仿宋" ns0:cs="仿宋"/>
-                <ns0:sz ns0:val="24"/>
-                <ns0:szCs ns0:val="24"/>
-              </ns0:rPr>
-              <ns0:t>实施工程师</ns0:t>
+            <ns0:pPr>
+              <ns0:spacing ns0:before="0" ns0:after="0" ns0:line="240" ns0:lineRule="auto"/>
+            </ns0:pPr>
+            <ns0:r>
+              <ns0:rPr>
+                <ns0:rFonts ns0:ascii="仿宋" ns0:hAnsi="仿宋"/>
+              </ns0:rPr>
             </ns0:r>
           </ns0:p>
         </ns0:tc>
@@ -1728,13 +1760,13 @@
             <ns0:vAlign ns0:val="center"/>
           </ns0:tcPr>
           <ns0:p>
-            <ns0:r>
-              <ns0:rPr>
-                <ns0:rFonts ns0:ascii="仿宋" ns0:hAnsi="仿宋" ns0:eastAsia="仿宋" ns0:cs="仿宋"/>
-                <ns0:sz ns0:val="24"/>
-                <ns0:szCs ns0:val="24"/>
-              </ns0:rPr>
-              <ns0:t>负责Informatica和Control-M环境搭建。Control-M调度方案的设计、开发和测试。3、ETL方案的设计、开发和测试</ns0:t>
+            <ns0:pPr>
+              <ns0:spacing ns0:before="0" ns0:after="0" ns0:line="240" ns0:lineRule="auto"/>
+            </ns0:pPr>
+            <ns0:r>
+              <ns0:rPr>
+                <ns0:rFonts ns0:ascii="仿宋" ns0:hAnsi="仿宋"/>
+              </ns0:rPr>
             </ns0:r>
           </ns0:p>
         </ns0:tc>
@@ -1750,13 +1782,13 @@
             <ns0:vAlign ns0:val="center"/>
           </ns0:tcPr>
           <ns0:p>
-            <ns0:r>
-              <ns0:rPr>
-                <ns0:rFonts ns0:ascii="仿宋" ns0:hAnsi="仿宋" ns0:eastAsia="仿宋" ns0:cs="仿宋"/>
-                <ns0:sz ns0:val="24"/>
-                <ns0:szCs ns0:val="24"/>
-              </ns0:rPr>
-              <ns0:t>2012.07-2012.09</ns0:t>
+            <ns0:pPr>
+              <ns0:spacing ns0:before="0" ns0:after="0" ns0:line="240" ns0:lineRule="auto"/>
+            </ns0:pPr>
+            <ns0:r>
+              <ns0:rPr>
+                <ns0:rFonts ns0:ascii="仿宋" ns0:hAnsi="仿宋"/>
+              </ns0:rPr>
             </ns0:r>
           </ns0:p>
         </ns0:tc>
@@ -1767,13 +1799,13 @@
             <ns0:vAlign ns0:val="center"/>
           </ns0:tcPr>
           <ns0:p>
-            <ns0:r>
-              <ns0:rPr>
-                <ns0:rFonts ns0:ascii="仿宋" ns0:hAnsi="仿宋" ns0:eastAsia="仿宋" ns0:cs="仿宋"/>
-                <ns0:sz ns0:val="24"/>
-                <ns0:szCs ns0:val="24"/>
-              </ns0:rPr>
-              <ns0:t>广发银行企业级数据仓库基础平台</ns0:t>
+            <ns0:pPr>
+              <ns0:spacing ns0:before="0" ns0:after="0" ns0:line="240" ns0:lineRule="auto"/>
+            </ns0:pPr>
+            <ns0:r>
+              <ns0:rPr>
+                <ns0:rFonts ns0:ascii="仿宋" ns0:hAnsi="仿宋"/>
+              </ns0:rPr>
             </ns0:r>
           </ns0:p>
         </ns0:tc>
@@ -1784,13 +1816,13 @@
             <ns0:vAlign ns0:val="center"/>
           </ns0:tcPr>
           <ns0:p>
-            <ns0:r>
-              <ns0:rPr>
-                <ns0:rFonts ns0:ascii="仿宋" ns0:hAnsi="仿宋" ns0:eastAsia="仿宋" ns0:cs="仿宋"/>
-                <ns0:sz ns0:val="24"/>
-                <ns0:szCs ns0:val="24"/>
-              </ns0:rPr>
-              <ns0:t>实施工程师</ns0:t>
+            <ns0:pPr>
+              <ns0:spacing ns0:before="0" ns0:after="0" ns0:line="240" ns0:lineRule="auto"/>
+            </ns0:pPr>
+            <ns0:r>
+              <ns0:rPr>
+                <ns0:rFonts ns0:ascii="仿宋" ns0:hAnsi="仿宋"/>
+              </ns0:rPr>
             </ns0:r>
           </ns0:p>
         </ns0:tc>
@@ -1801,13 +1833,13 @@
             <ns0:vAlign ns0:val="center"/>
           </ns0:tcPr>
           <ns0:p>
-            <ns0:r>
-              <ns0:rPr>
-                <ns0:rFonts ns0:ascii="仿宋" ns0:hAnsi="仿宋" ns0:eastAsia="仿宋" ns0:cs="仿宋"/>
-                <ns0:sz ns0:val="24"/>
-                <ns0:szCs ns0:val="24"/>
-              </ns0:rPr>
-              <ns0:t>负责源表初次入仓的数据初始化工作，包括初始化算法的实现、日常批量脚本的开发等</ns0:t>
+            <ns0:pPr>
+              <ns0:spacing ns0:before="0" ns0:after="0" ns0:line="240" ns0:lineRule="auto"/>
+            </ns0:pPr>
+            <ns0:r>
+              <ns0:rPr>
+                <ns0:rFonts ns0:ascii="仿宋" ns0:hAnsi="仿宋"/>
+              </ns0:rPr>
             </ns0:r>
           </ns0:p>
         </ns0:tc>
